--- a/複評文件!!!!!!/第九章.docx
+++ b/複評文件!!!!!!/第九章.docx
@@ -1210,7 +1210,6 @@
                 <w:szCs w:val="28"/>
               </w:rPr>
             </w:pPr>
-            <w:proofErr w:type="spellStart"/>
             <w:r>
               <w:rPr>
                 <w:rFonts w:ascii="Times New Roman" w:eastAsia="標楷體" w:hAnsi="Times New Roman" w:hint="eastAsia"/>
@@ -1220,7 +1219,6 @@
               </w:rPr>
               <w:t>CoLoGrowth</w:t>
             </w:r>
-            <w:proofErr w:type="spellEnd"/>
             <w:r>
               <w:rPr>
                 <w:rFonts w:ascii="Times New Roman" w:eastAsia="標楷體" w:hAnsi="Times New Roman" w:hint="eastAsia"/>
@@ -1531,25 +1529,14 @@
                 <w:szCs w:val="28"/>
               </w:rPr>
             </w:pPr>
-            <w:proofErr w:type="spellStart"/>
-            <w:r>
-              <w:rPr>
-                <w:rFonts w:ascii="Times New Roman" w:eastAsia="標楷體" w:hAnsi="Times New Roman"/>
-                <w:color w:val="000000" w:themeColor="text1"/>
-                <w:sz w:val="28"/>
-                <w:szCs w:val="28"/>
-              </w:rPr>
-              <w:t>pregnancycase</w:t>
-            </w:r>
-            <w:proofErr w:type="spellEnd"/>
-            <w:r>
-              <w:rPr>
-                <w:rFonts w:ascii="Times New Roman" w:eastAsia="標楷體" w:hAnsi="Times New Roman"/>
-                <w:color w:val="000000" w:themeColor="text1"/>
-                <w:sz w:val="28"/>
-                <w:szCs w:val="28"/>
-              </w:rPr>
-              <w:t>\add_pregnancy_case.html</w:t>
+            <w:r>
+              <w:rPr>
+                <w:rFonts w:ascii="Times New Roman" w:eastAsia="標楷體" w:hAnsi="Times New Roman"/>
+                <w:color w:val="000000" w:themeColor="text1"/>
+                <w:sz w:val="28"/>
+                <w:szCs w:val="28"/>
+              </w:rPr>
+              <w:t>pregnancycase\add_pregnancy_case.html</w:t>
             </w:r>
           </w:p>
         </w:tc>
@@ -1617,25 +1604,14 @@
                 <w:szCs w:val="28"/>
               </w:rPr>
             </w:pPr>
-            <w:proofErr w:type="spellStart"/>
-            <w:r>
-              <w:rPr>
-                <w:rFonts w:ascii="Times New Roman" w:eastAsia="標楷體" w:hAnsi="Times New Roman"/>
-                <w:color w:val="000000" w:themeColor="text1"/>
-                <w:sz w:val="28"/>
-                <w:szCs w:val="28"/>
-              </w:rPr>
-              <w:t>pregnancycase</w:t>
-            </w:r>
-            <w:proofErr w:type="spellEnd"/>
-            <w:r>
-              <w:rPr>
-                <w:rFonts w:ascii="Times New Roman" w:eastAsia="標楷體" w:hAnsi="Times New Roman"/>
-                <w:color w:val="000000" w:themeColor="text1"/>
-                <w:sz w:val="28"/>
-                <w:szCs w:val="28"/>
-              </w:rPr>
-              <w:t>\edit_pregnancy_case.html</w:t>
+            <w:r>
+              <w:rPr>
+                <w:rFonts w:ascii="Times New Roman" w:eastAsia="標楷體" w:hAnsi="Times New Roman"/>
+                <w:color w:val="000000" w:themeColor="text1"/>
+                <w:sz w:val="28"/>
+                <w:szCs w:val="28"/>
+              </w:rPr>
+              <w:t>pregnancycase\edit_pregnancy_case.html</w:t>
             </w:r>
           </w:p>
         </w:tc>
@@ -1703,25 +1679,14 @@
                 <w:szCs w:val="28"/>
               </w:rPr>
             </w:pPr>
-            <w:proofErr w:type="spellStart"/>
-            <w:r>
-              <w:rPr>
-                <w:rFonts w:ascii="Times New Roman" w:eastAsia="標楷體" w:hAnsi="Times New Roman"/>
-                <w:color w:val="000000" w:themeColor="text1"/>
-                <w:sz w:val="28"/>
-                <w:szCs w:val="28"/>
-              </w:rPr>
-              <w:t>pregnancycase</w:t>
-            </w:r>
-            <w:proofErr w:type="spellEnd"/>
-            <w:r>
-              <w:rPr>
-                <w:rFonts w:ascii="Times New Roman" w:eastAsia="標楷體" w:hAnsi="Times New Roman"/>
-                <w:color w:val="000000" w:themeColor="text1"/>
-                <w:sz w:val="28"/>
-                <w:szCs w:val="28"/>
-              </w:rPr>
-              <w:t>\pregnancycase.html</w:t>
+            <w:r>
+              <w:rPr>
+                <w:rFonts w:ascii="Times New Roman" w:eastAsia="標楷體" w:hAnsi="Times New Roman"/>
+                <w:color w:val="000000" w:themeColor="text1"/>
+                <w:sz w:val="28"/>
+                <w:szCs w:val="28"/>
+              </w:rPr>
+              <w:t>pregnancycase\pregnancycase.html</w:t>
             </w:r>
           </w:p>
         </w:tc>
@@ -2128,12 +2093,21 @@
             <w:pPr>
               <w:jc w:val="both"/>
               <w:rPr>
-                <w:rFonts w:ascii="Times New Roman" w:eastAsia="標楷體" w:hAnsi="Times New Roman"/>
-                <w:color w:val="000000" w:themeColor="text1"/>
-                <w:sz w:val="28"/>
-                <w:szCs w:val="28"/>
-              </w:rPr>
-            </w:pPr>
+                <w:rFonts w:ascii="Times New Roman" w:eastAsia="標楷體" w:hAnsi="Times New Roman" w:hint="eastAsia"/>
+                <w:color w:val="000000" w:themeColor="text1"/>
+                <w:sz w:val="28"/>
+                <w:szCs w:val="28"/>
+              </w:rPr>
+            </w:pPr>
+            <w:r>
+              <w:rPr>
+                <w:rFonts w:ascii="Times New Roman" w:eastAsia="標楷體" w:hAnsi="Times New Roman"/>
+                <w:color w:val="000000" w:themeColor="text1"/>
+                <w:sz w:val="28"/>
+                <w:szCs w:val="28"/>
+              </w:rPr>
+              <w:t>history/v3_timeline.html</w:t>
+            </w:r>
           </w:p>
         </w:tc>
         <w:tc>
@@ -2151,6 +2125,15 @@
                 <w:szCs w:val="28"/>
               </w:rPr>
             </w:pPr>
+            <w:r>
+              <w:rPr>
+                <w:rFonts w:ascii="Times New Roman" w:eastAsia="標楷體" w:hAnsi="Times New Roman" w:hint="eastAsia"/>
+                <w:color w:val="000000" w:themeColor="text1"/>
+                <w:sz w:val="28"/>
+                <w:szCs w:val="28"/>
+              </w:rPr>
+              <w:t>歷史回顧</w:t>
+            </w:r>
           </w:p>
         </w:tc>
       </w:tr>
@@ -3261,7 +3244,6 @@
                 <w:szCs w:val="28"/>
               </w:rPr>
             </w:pPr>
-            <w:proofErr w:type="spellStart"/>
             <w:r>
               <w:rPr>
                 <w:rFonts w:ascii="Times New Roman" w:eastAsia="標楷體" w:hAnsi="Times New Roman" w:hint="eastAsia"/>
@@ -3271,7 +3253,6 @@
               </w:rPr>
               <w:t>CoLoGrowth</w:t>
             </w:r>
-            <w:proofErr w:type="spellEnd"/>
             <w:r>
               <w:rPr>
                 <w:rFonts w:ascii="Times New Roman" w:eastAsia="標楷體" w:hAnsi="Times New Roman" w:hint="eastAsia"/>
@@ -3843,7 +3824,6 @@
         <w:tc>
           <w:tcPr>
             <w:tcW w:w="1980" w:type="dxa"/>
-            <w:vMerge w:val="restart"/>
             <w:vAlign w:val="center"/>
           </w:tcPr>
           <w:p>
@@ -3882,6 +3862,15 @@
                 <w:szCs w:val="28"/>
               </w:rPr>
             </w:pPr>
+            <w:r>
+              <w:rPr>
+                <w:rFonts w:ascii="Times New Roman" w:eastAsia="標楷體" w:hAnsi="Times New Roman"/>
+                <w:color w:val="000000" w:themeColor="text1"/>
+                <w:sz w:val="28"/>
+                <w:szCs w:val="28"/>
+              </w:rPr>
+              <w:t>history_review_v3.py</w:t>
+            </w:r>
           </w:p>
         </w:tc>
         <w:tc>
@@ -3899,120 +3888,15 @@
                 <w:szCs w:val="28"/>
               </w:rPr>
             </w:pPr>
-          </w:p>
-        </w:tc>
-      </w:tr>
-      <w:tr>
-        <w:trPr>
-          <w:trHeight w:val="510"/>
-        </w:trPr>
-        <w:tc>
-          <w:tcPr>
-            <w:tcW w:w="1980" w:type="dxa"/>
-            <w:vMerge/>
-            <w:vAlign w:val="center"/>
-          </w:tcPr>
-          <w:p>
-            <w:pPr>
-              <w:jc w:val="center"/>
-              <w:rPr>
-                <w:rFonts w:ascii="Times New Roman" w:eastAsia="標楷體" w:hAnsi="Times New Roman"/>
-                <w:color w:val="000000" w:themeColor="text1"/>
-                <w:sz w:val="28"/>
-                <w:szCs w:val="28"/>
-              </w:rPr>
-            </w:pPr>
-          </w:p>
-        </w:tc>
-        <w:tc>
-          <w:tcPr>
-            <w:tcW w:w="5103" w:type="dxa"/>
-            <w:vAlign w:val="center"/>
-          </w:tcPr>
-          <w:p>
-            <w:pPr>
-              <w:jc w:val="both"/>
-              <w:rPr>
-                <w:rFonts w:ascii="Times New Roman" w:eastAsia="標楷體" w:hAnsi="Times New Roman"/>
-                <w:color w:val="000000" w:themeColor="text1"/>
-                <w:sz w:val="28"/>
-                <w:szCs w:val="28"/>
-              </w:rPr>
-            </w:pPr>
-          </w:p>
-        </w:tc>
-        <w:tc>
-          <w:tcPr>
-            <w:tcW w:w="3111" w:type="dxa"/>
-            <w:vAlign w:val="center"/>
-          </w:tcPr>
-          <w:p>
-            <w:pPr>
-              <w:jc w:val="center"/>
-              <w:rPr>
-                <w:rFonts w:ascii="Times New Roman" w:eastAsia="標楷體" w:hAnsi="Times New Roman"/>
-                <w:color w:val="000000" w:themeColor="text1"/>
-                <w:sz w:val="28"/>
-                <w:szCs w:val="28"/>
-              </w:rPr>
-            </w:pPr>
-          </w:p>
-        </w:tc>
-      </w:tr>
-      <w:tr>
-        <w:trPr>
-          <w:trHeight w:val="510"/>
-        </w:trPr>
-        <w:tc>
-          <w:tcPr>
-            <w:tcW w:w="1980" w:type="dxa"/>
-            <w:vMerge/>
-            <w:vAlign w:val="center"/>
-          </w:tcPr>
-          <w:p>
-            <w:pPr>
-              <w:jc w:val="center"/>
-              <w:rPr>
-                <w:rFonts w:ascii="Times New Roman" w:eastAsia="標楷體" w:hAnsi="Times New Roman"/>
-                <w:color w:val="000000" w:themeColor="text1"/>
-                <w:sz w:val="28"/>
-                <w:szCs w:val="28"/>
-              </w:rPr>
-            </w:pPr>
-          </w:p>
-        </w:tc>
-        <w:tc>
-          <w:tcPr>
-            <w:tcW w:w="5103" w:type="dxa"/>
-            <w:vAlign w:val="center"/>
-          </w:tcPr>
-          <w:p>
-            <w:pPr>
-              <w:jc w:val="both"/>
-              <w:rPr>
-                <w:rFonts w:ascii="Times New Roman" w:eastAsia="標楷體" w:hAnsi="Times New Roman"/>
-                <w:color w:val="000000" w:themeColor="text1"/>
-                <w:sz w:val="28"/>
-                <w:szCs w:val="28"/>
-              </w:rPr>
-            </w:pPr>
-          </w:p>
-        </w:tc>
-        <w:tc>
-          <w:tcPr>
-            <w:tcW w:w="3111" w:type="dxa"/>
-            <w:vAlign w:val="center"/>
-          </w:tcPr>
-          <w:p>
-            <w:pPr>
-              <w:jc w:val="center"/>
-              <w:rPr>
-                <w:rFonts w:ascii="Times New Roman" w:eastAsia="標楷體" w:hAnsi="Times New Roman"/>
-                <w:color w:val="000000" w:themeColor="text1"/>
-                <w:sz w:val="28"/>
-                <w:szCs w:val="28"/>
-              </w:rPr>
-            </w:pPr>
+            <w:r>
+              <w:rPr>
+                <w:rFonts w:ascii="Times New Roman" w:eastAsia="標楷體" w:hAnsi="Times New Roman" w:hint="eastAsia"/>
+                <w:color w:val="000000" w:themeColor="text1"/>
+                <w:sz w:val="28"/>
+                <w:szCs w:val="28"/>
+              </w:rPr>
+              <w:t>歷史回顧</w:t>
+            </w:r>
           </w:p>
         </w:tc>
       </w:tr>
@@ -4488,7 +4372,6 @@
                 <w:szCs w:val="28"/>
               </w:rPr>
             </w:pPr>
-            <w:proofErr w:type="gramStart"/>
             <w:r>
               <w:rPr>
                 <w:rFonts w:ascii="Times New Roman" w:eastAsia="標楷體" w:hAnsi="Times New Roman" w:hint="eastAsia"/>
@@ -4498,7 +4381,6 @@
               </w:rPr>
               <w:t>annotated-types</w:t>
             </w:r>
-            <w:proofErr w:type="gramEnd"/>
           </w:p>
         </w:tc>
         <w:tc>
@@ -4572,7 +4454,6 @@
                 <w:szCs w:val="28"/>
               </w:rPr>
             </w:pPr>
-            <w:proofErr w:type="spellStart"/>
             <w:r>
               <w:rPr>
                 <w:rFonts w:ascii="Times New Roman" w:eastAsia="標楷體" w:hAnsi="Times New Roman" w:hint="eastAsia"/>
@@ -4582,7 +4463,6 @@
               </w:rPr>
               <w:t>anyio</w:t>
             </w:r>
-            <w:proofErr w:type="spellEnd"/>
           </w:p>
         </w:tc>
         <w:tc>
@@ -4625,7 +4505,6 @@
                 <w:szCs w:val="28"/>
               </w:rPr>
             </w:pPr>
-            <w:proofErr w:type="spellStart"/>
             <w:r>
               <w:rPr>
                 <w:rFonts w:ascii="Times New Roman" w:eastAsia="標楷體" w:hAnsi="Times New Roman" w:hint="eastAsia"/>
@@ -4635,7 +4514,6 @@
               </w:rPr>
               <w:t>asyncio</w:t>
             </w:r>
-            <w:proofErr w:type="spellEnd"/>
             <w:r>
               <w:rPr>
                 <w:rFonts w:ascii="Times New Roman" w:eastAsia="標楷體" w:hAnsi="Times New Roman" w:hint="eastAsia"/>
@@ -4703,7 +4581,6 @@
                 <w:szCs w:val="28"/>
               </w:rPr>
             </w:pPr>
-            <w:proofErr w:type="spellStart"/>
             <w:r>
               <w:rPr>
                 <w:rFonts w:ascii="Times New Roman" w:eastAsia="標楷體" w:hAnsi="Times New Roman" w:hint="eastAsia"/>
@@ -4713,7 +4590,6 @@
               </w:rPr>
               <w:t>asgiref</w:t>
             </w:r>
-            <w:proofErr w:type="spellEnd"/>
           </w:p>
         </w:tc>
         <w:tc>
@@ -4796,7 +4672,6 @@
                 <w:szCs w:val="28"/>
               </w:rPr>
             </w:pPr>
-            <w:proofErr w:type="spellStart"/>
             <w:r>
               <w:rPr>
                 <w:rFonts w:ascii="Times New Roman" w:eastAsia="標楷體" w:hAnsi="Times New Roman" w:hint="eastAsia"/>
@@ -4806,7 +4681,6 @@
               </w:rPr>
               <w:t>certifi</w:t>
             </w:r>
-            <w:proofErr w:type="spellEnd"/>
           </w:p>
         </w:tc>
         <w:tc>
@@ -4898,7 +4772,6 @@
                 <w:szCs w:val="28"/>
               </w:rPr>
             </w:pPr>
-            <w:proofErr w:type="spellStart"/>
             <w:r>
               <w:rPr>
                 <w:rFonts w:ascii="Times New Roman" w:eastAsia="標楷體" w:hAnsi="Times New Roman" w:hint="eastAsia"/>
@@ -4908,7 +4781,6 @@
               </w:rPr>
               <w:t>cffi</w:t>
             </w:r>
-            <w:proofErr w:type="spellEnd"/>
           </w:p>
         </w:tc>
         <w:tc>
@@ -5016,7 +4888,7 @@
                 <w:sz w:val="28"/>
                 <w:szCs w:val="28"/>
               </w:rPr>
-              <w:t>charset-normalizer</w:t>
+              <w:t>cryptography</w:t>
             </w:r>
           </w:p>
         </w:tc>
@@ -5042,7 +4914,7 @@
                 <w:sz w:val="28"/>
                 <w:szCs w:val="28"/>
               </w:rPr>
-              <w:t>3.4.7</w:t>
+              <w:t>48.0.0</w:t>
             </w:r>
           </w:p>
         </w:tc>
@@ -5067,7 +4939,7 @@
                 <w:sz w:val="28"/>
                 <w:szCs w:val="28"/>
               </w:rPr>
-              <w:t>字符編碼與語言檢測工具</w:t>
+              <w:t>提供現代密碼學演算法實作</w:t>
             </w:r>
           </w:p>
         </w:tc>
@@ -5098,7 +4970,7 @@
                 <w:sz w:val="28"/>
                 <w:szCs w:val="28"/>
               </w:rPr>
-              <w:t>cryptography</w:t>
+              <w:t>Django</w:t>
             </w:r>
           </w:p>
         </w:tc>
@@ -5124,7 +4996,7 @@
                 <w:sz w:val="28"/>
                 <w:szCs w:val="28"/>
               </w:rPr>
-              <w:t>48.0.0</w:t>
+              <w:t>6.0.5</w:t>
             </w:r>
           </w:p>
         </w:tc>
@@ -5149,7 +5021,16 @@
                 <w:sz w:val="28"/>
                 <w:szCs w:val="28"/>
               </w:rPr>
-              <w:t>提供現代密碼學演算法實作</w:t>
+              <w:t xml:space="preserve">Python Web </w:t>
+            </w:r>
+            <w:r>
+              <w:rPr>
+                <w:rFonts w:ascii="Times New Roman" w:eastAsia="標楷體" w:hAnsi="Times New Roman" w:hint="eastAsia"/>
+                <w:color w:val="000000" w:themeColor="text1"/>
+                <w:sz w:val="28"/>
+                <w:szCs w:val="28"/>
+              </w:rPr>
+              <w:t>全端開發框架</w:t>
             </w:r>
           </w:p>
         </w:tc>
@@ -5180,7 +5061,7 @@
                 <w:sz w:val="28"/>
                 <w:szCs w:val="28"/>
               </w:rPr>
-              <w:t>Django</w:t>
+              <w:t>django-allauth</w:t>
             </w:r>
           </w:p>
         </w:tc>
@@ -5206,7 +5087,7 @@
                 <w:sz w:val="28"/>
                 <w:szCs w:val="28"/>
               </w:rPr>
-              <w:t>6.0.5</w:t>
+              <w:t>65.18.0</w:t>
             </w:r>
           </w:p>
         </w:tc>
@@ -5231,16 +5112,7 @@
                 <w:sz w:val="28"/>
                 <w:szCs w:val="28"/>
               </w:rPr>
-              <w:t xml:space="preserve">Python Web </w:t>
-            </w:r>
-            <w:r>
-              <w:rPr>
-                <w:rFonts w:ascii="Times New Roman" w:eastAsia="標楷體" w:hAnsi="Times New Roman" w:hint="eastAsia"/>
-                <w:color w:val="000000" w:themeColor="text1"/>
-                <w:sz w:val="28"/>
-                <w:szCs w:val="28"/>
-              </w:rPr>
-              <w:t>全端開發框架</w:t>
+              <w:t>帳號串接</w:t>
             </w:r>
           </w:p>
         </w:tc>
@@ -5264,17 +5136,15 @@
                 <w:szCs w:val="28"/>
               </w:rPr>
             </w:pPr>
-            <w:proofErr w:type="spellStart"/>
-            <w:r>
-              <w:rPr>
-                <w:rFonts w:ascii="Times New Roman" w:eastAsia="標楷體" w:hAnsi="Times New Roman" w:hint="eastAsia"/>
-                <w:color w:val="000000" w:themeColor="text1"/>
-                <w:sz w:val="28"/>
-                <w:szCs w:val="28"/>
-              </w:rPr>
-              <w:t>django-allauth</w:t>
-            </w:r>
-            <w:proofErr w:type="spellEnd"/>
+            <w:r>
+              <w:rPr>
+                <w:rFonts w:ascii="Times New Roman" w:eastAsia="標楷體" w:hAnsi="Times New Roman" w:hint="eastAsia"/>
+                <w:color w:val="000000" w:themeColor="text1"/>
+                <w:sz w:val="28"/>
+                <w:szCs w:val="28"/>
+              </w:rPr>
+              <w:t>google-auth</w:t>
+            </w:r>
           </w:p>
         </w:tc>
         <w:tc>
@@ -5299,7 +5169,7 @@
                 <w:sz w:val="28"/>
                 <w:szCs w:val="28"/>
               </w:rPr>
-              <w:t>65.18.0</w:t>
+              <w:t>2.53.0</w:t>
             </w:r>
           </w:p>
         </w:tc>
@@ -5324,7 +5194,16 @@
                 <w:sz w:val="28"/>
                 <w:szCs w:val="28"/>
               </w:rPr>
-              <w:t>帳號串接</w:t>
+              <w:t>Google</w:t>
+            </w:r>
+            <w:r>
+              <w:rPr>
+                <w:rFonts w:ascii="Times New Roman" w:eastAsia="標楷體" w:hAnsi="Times New Roman" w:hint="eastAsia"/>
+                <w:color w:val="000000" w:themeColor="text1"/>
+                <w:sz w:val="28"/>
+                <w:szCs w:val="28"/>
+              </w:rPr>
+              <w:t>身份驗證與授權程式庫</w:t>
             </w:r>
           </w:p>
         </w:tc>
@@ -5355,7 +5234,7 @@
                 <w:sz w:val="28"/>
                 <w:szCs w:val="28"/>
               </w:rPr>
-              <w:t>google-auth</w:t>
+              <w:t>mysqlclient</w:t>
             </w:r>
           </w:p>
         </w:tc>
@@ -5381,7 +5260,7 @@
                 <w:sz w:val="28"/>
                 <w:szCs w:val="28"/>
               </w:rPr>
-              <w:t>2.53.0</w:t>
+              <w:t>2.2.8</w:t>
             </w:r>
           </w:p>
         </w:tc>
@@ -5406,16 +5285,16 @@
                 <w:sz w:val="28"/>
                 <w:szCs w:val="28"/>
               </w:rPr>
-              <w:t>Google</w:t>
-            </w:r>
-            <w:r>
-              <w:rPr>
-                <w:rFonts w:ascii="Times New Roman" w:eastAsia="標楷體" w:hAnsi="Times New Roman" w:hint="eastAsia"/>
-                <w:color w:val="000000" w:themeColor="text1"/>
-                <w:sz w:val="28"/>
-                <w:szCs w:val="28"/>
-              </w:rPr>
-              <w:t>身份驗證與授權程式庫</w:t>
+              <w:t xml:space="preserve">MySQL </w:t>
+            </w:r>
+            <w:r>
+              <w:rPr>
+                <w:rFonts w:ascii="Times New Roman" w:eastAsia="標楷體" w:hAnsi="Times New Roman" w:hint="eastAsia"/>
+                <w:color w:val="000000" w:themeColor="text1"/>
+                <w:sz w:val="28"/>
+                <w:szCs w:val="28"/>
+              </w:rPr>
+              <w:t>資料庫驅動程式</w:t>
             </w:r>
           </w:p>
         </w:tc>
@@ -5439,17 +5318,15 @@
                 <w:szCs w:val="28"/>
               </w:rPr>
             </w:pPr>
-            <w:proofErr w:type="spellStart"/>
-            <w:r>
-              <w:rPr>
-                <w:rFonts w:ascii="Times New Roman" w:eastAsia="標楷體" w:hAnsi="Times New Roman" w:hint="eastAsia"/>
-                <w:color w:val="000000" w:themeColor="text1"/>
-                <w:sz w:val="28"/>
-                <w:szCs w:val="28"/>
-              </w:rPr>
-              <w:t>mysqlclient</w:t>
-            </w:r>
-            <w:proofErr w:type="spellEnd"/>
+            <w:r>
+              <w:rPr>
+                <w:rFonts w:ascii="Times New Roman" w:eastAsia="標楷體" w:hAnsi="Times New Roman" w:hint="eastAsia"/>
+                <w:color w:val="000000" w:themeColor="text1"/>
+                <w:sz w:val="28"/>
+                <w:szCs w:val="28"/>
+              </w:rPr>
+              <w:t>n8n</w:t>
+            </w:r>
           </w:p>
         </w:tc>
         <w:tc>
@@ -5474,41 +5351,51 @@
                 <w:sz w:val="28"/>
                 <w:szCs w:val="28"/>
               </w:rPr>
-              <w:t>2.2.8</w:t>
+              <w:t>最新版</w:t>
             </w:r>
           </w:p>
         </w:tc>
         <w:tc>
           <w:tcPr>
             <w:tcW w:w="5237" w:type="dxa"/>
-          </w:tcPr>
-          <w:p>
-            <w:pPr>
-              <w:jc w:val="center"/>
-              <w:rPr>
-                <w:rFonts w:ascii="Times New Roman" w:eastAsia="標楷體" w:hAnsi="Times New Roman"/>
-                <w:color w:val="000000" w:themeColor="text1"/>
-                <w:sz w:val="28"/>
-                <w:szCs w:val="28"/>
-              </w:rPr>
-            </w:pPr>
-            <w:r>
-              <w:rPr>
-                <w:rFonts w:ascii="Times New Roman" w:eastAsia="標楷體" w:hAnsi="Times New Roman" w:hint="eastAsia"/>
-                <w:color w:val="000000" w:themeColor="text1"/>
-                <w:sz w:val="28"/>
-                <w:szCs w:val="28"/>
-              </w:rPr>
-              <w:t xml:space="preserve">MySQL </w:t>
-            </w:r>
-            <w:r>
-              <w:rPr>
-                <w:rFonts w:ascii="Times New Roman" w:eastAsia="標楷體" w:hAnsi="Times New Roman" w:hint="eastAsia"/>
-                <w:color w:val="000000" w:themeColor="text1"/>
-                <w:sz w:val="28"/>
-                <w:szCs w:val="28"/>
-              </w:rPr>
-              <w:t>資料庫驅動程式</w:t>
+            <w:vAlign w:val="center"/>
+          </w:tcPr>
+          <w:p>
+            <w:pPr>
+              <w:jc w:val="center"/>
+              <w:rPr>
+                <w:rFonts w:ascii="Times New Roman" w:eastAsia="標楷體" w:hAnsi="Times New Roman"/>
+                <w:color w:val="000000" w:themeColor="text1"/>
+                <w:sz w:val="28"/>
+                <w:szCs w:val="28"/>
+              </w:rPr>
+            </w:pPr>
+            <w:r>
+              <w:rPr>
+                <w:rFonts w:ascii="Times New Roman" w:eastAsia="標楷體" w:hAnsi="Times New Roman"/>
+                <w:color w:val="000000" w:themeColor="text1"/>
+                <w:sz w:val="28"/>
+                <w:szCs w:val="28"/>
+              </w:rPr>
+              <w:t xml:space="preserve">AI </w:t>
+            </w:r>
+            <w:r>
+              <w:rPr>
+                <w:rFonts w:ascii="Times New Roman" w:eastAsia="標楷體" w:hAnsi="Times New Roman" w:hint="eastAsia"/>
+                <w:color w:val="000000" w:themeColor="text1"/>
+                <w:sz w:val="28"/>
+                <w:szCs w:val="28"/>
+              </w:rPr>
+              <w:t>自動化</w:t>
+            </w:r>
+            <w:r>
+              <w:rPr>
+                <w:rFonts w:ascii="Times New Roman" w:eastAsia="標楷體" w:hAnsi="Times New Roman"/>
+                <w:color w:val="000000" w:themeColor="text1"/>
+                <w:sz w:val="28"/>
+                <w:szCs w:val="28"/>
+              </w:rPr>
+              <w:t>工作流程</w:t>
             </w:r>
           </w:p>
         </w:tc>
@@ -5539,7 +5426,7 @@
                 <w:sz w:val="28"/>
                 <w:szCs w:val="28"/>
               </w:rPr>
-              <w:t>n8n</w:t>
+              <w:t>openai</w:t>
             </w:r>
           </w:p>
         </w:tc>
@@ -5565,51 +5452,95 @@
                 <w:sz w:val="28"/>
                 <w:szCs w:val="28"/>
               </w:rPr>
-              <w:t>最新版</w:t>
+              <w:t>1.82.0</w:t>
             </w:r>
           </w:p>
         </w:tc>
         <w:tc>
           <w:tcPr>
             <w:tcW w:w="5237" w:type="dxa"/>
-            <w:vAlign w:val="center"/>
-          </w:tcPr>
-          <w:p>
-            <w:pPr>
-              <w:jc w:val="center"/>
-              <w:rPr>
-                <w:rFonts w:ascii="Times New Roman" w:eastAsia="標楷體" w:hAnsi="Times New Roman"/>
-                <w:color w:val="000000" w:themeColor="text1"/>
-                <w:sz w:val="28"/>
-                <w:szCs w:val="28"/>
-              </w:rPr>
-            </w:pPr>
-            <w:r>
-              <w:rPr>
-                <w:rFonts w:ascii="Times New Roman" w:eastAsia="標楷體" w:hAnsi="Times New Roman"/>
-                <w:color w:val="000000" w:themeColor="text1"/>
-                <w:sz w:val="28"/>
-                <w:szCs w:val="28"/>
-              </w:rPr>
-              <w:t xml:space="preserve">AI </w:t>
-            </w:r>
-            <w:r>
-              <w:rPr>
-                <w:rFonts w:ascii="Times New Roman" w:eastAsia="標楷體" w:hAnsi="Times New Roman" w:hint="eastAsia"/>
-                <w:color w:val="000000" w:themeColor="text1"/>
-                <w:sz w:val="28"/>
-                <w:szCs w:val="28"/>
-              </w:rPr>
-              <w:t>自動化</w:t>
-            </w:r>
-            <w:r>
-              <w:rPr>
-                <w:rFonts w:ascii="Times New Roman" w:eastAsia="標楷體" w:hAnsi="Times New Roman"/>
-                <w:color w:val="000000" w:themeColor="text1"/>
-                <w:sz w:val="28"/>
-                <w:szCs w:val="28"/>
-              </w:rPr>
-              <w:t>工作流程</w:t>
+          </w:tcPr>
+          <w:p>
+            <w:pPr>
+              <w:jc w:val="center"/>
+              <w:rPr>
+                <w:rFonts w:ascii="Times New Roman" w:eastAsia="標楷體" w:hAnsi="Times New Roman"/>
+                <w:color w:val="000000" w:themeColor="text1"/>
+                <w:sz w:val="28"/>
+                <w:szCs w:val="28"/>
+              </w:rPr>
+            </w:pPr>
+            <w:r>
+              <w:rPr>
+                <w:rFonts w:ascii="Times New Roman" w:eastAsia="標楷體" w:hAnsi="Times New Roman" w:hint="eastAsia"/>
+                <w:color w:val="000000" w:themeColor="text1"/>
+                <w:sz w:val="28"/>
+                <w:szCs w:val="28"/>
+              </w:rPr>
+              <w:t>用於</w:t>
+            </w:r>
+            <w:r>
+              <w:rPr>
+                <w:rFonts w:ascii="Times New Roman" w:eastAsia="標楷體" w:hAnsi="Times New Roman" w:hint="eastAsia"/>
+                <w:color w:val="000000" w:themeColor="text1"/>
+                <w:sz w:val="28"/>
+                <w:szCs w:val="28"/>
+              </w:rPr>
+              <w:t>呼叫</w:t>
+            </w:r>
+            <w:r>
+              <w:rPr>
+                <w:rFonts w:ascii="Times New Roman" w:eastAsia="標楷體" w:hAnsi="Times New Roman" w:hint="eastAsia"/>
+                <w:color w:val="000000" w:themeColor="text1"/>
+                <w:sz w:val="28"/>
+                <w:szCs w:val="28"/>
+              </w:rPr>
+              <w:t xml:space="preserve"> GPT</w:t>
+            </w:r>
+            <w:r>
+              <w:rPr>
+                <w:rFonts w:ascii="Times New Roman" w:eastAsia="標楷體" w:hAnsi="Times New Roman" w:hint="eastAsia"/>
+                <w:color w:val="000000" w:themeColor="text1"/>
+                <w:sz w:val="28"/>
+                <w:szCs w:val="28"/>
+              </w:rPr>
+              <w:t>、</w:t>
+            </w:r>
+            <w:r>
+              <w:rPr>
+                <w:rFonts w:ascii="Times New Roman" w:eastAsia="標楷體" w:hAnsi="Times New Roman" w:hint="eastAsia"/>
+                <w:color w:val="000000" w:themeColor="text1"/>
+                <w:sz w:val="28"/>
+                <w:szCs w:val="28"/>
+              </w:rPr>
+              <w:t>Embeddings</w:t>
+            </w:r>
+            <w:r>
+              <w:rPr>
+                <w:rFonts w:ascii="Times New Roman" w:eastAsia="標楷體" w:hAnsi="Times New Roman" w:hint="eastAsia"/>
+                <w:color w:val="000000" w:themeColor="text1"/>
+                <w:sz w:val="28"/>
+                <w:szCs w:val="28"/>
+              </w:rPr>
+              <w:t>等</w:t>
+            </w:r>
+            <w:r>
+              <w:rPr>
+                <w:rFonts w:ascii="Times New Roman" w:eastAsia="標楷體" w:hAnsi="Times New Roman" w:hint="eastAsia"/>
+                <w:color w:val="000000" w:themeColor="text1"/>
+                <w:sz w:val="28"/>
+                <w:szCs w:val="28"/>
+              </w:rPr>
+              <w:t xml:space="preserve"> API</w:t>
+            </w:r>
+            <w:r>
+              <w:rPr>
+                <w:rFonts w:ascii="Times New Roman" w:eastAsia="標楷體" w:hAnsi="Times New Roman" w:hint="eastAsia"/>
+                <w:color w:val="000000" w:themeColor="text1"/>
+                <w:sz w:val="28"/>
+                <w:szCs w:val="28"/>
+              </w:rPr>
+              <w:t>。</w:t>
             </w:r>
           </w:p>
         </w:tc>
@@ -5633,17 +5564,15 @@
                 <w:szCs w:val="28"/>
               </w:rPr>
             </w:pPr>
-            <w:proofErr w:type="spellStart"/>
-            <w:r>
-              <w:rPr>
-                <w:rFonts w:ascii="Times New Roman" w:eastAsia="標楷體" w:hAnsi="Times New Roman" w:hint="eastAsia"/>
-                <w:color w:val="000000" w:themeColor="text1"/>
-                <w:sz w:val="28"/>
-                <w:szCs w:val="28"/>
-              </w:rPr>
-              <w:t>openai</w:t>
-            </w:r>
-            <w:proofErr w:type="spellEnd"/>
+            <w:r>
+              <w:rPr>
+                <w:rFonts w:ascii="Times New Roman" w:eastAsia="標楷體" w:hAnsi="Times New Roman"/>
+                <w:color w:val="000000" w:themeColor="text1"/>
+                <w:sz w:val="28"/>
+                <w:szCs w:val="28"/>
+              </w:rPr>
+              <w:t>psycopg2-binar</w:t>
+            </w:r>
           </w:p>
         </w:tc>
         <w:tc>
@@ -5663,100 +5592,47 @@
             </w:pPr>
             <w:r>
               <w:rPr>
-                <w:rFonts w:ascii="Times New Roman" w:eastAsia="標楷體" w:hAnsi="Times New Roman" w:hint="eastAsia"/>
-                <w:color w:val="000000" w:themeColor="text1"/>
-                <w:sz w:val="28"/>
-                <w:szCs w:val="28"/>
-              </w:rPr>
-              <w:t>1.82.0</w:t>
+                <w:rFonts w:ascii="Times New Roman" w:eastAsia="標楷體" w:hAnsi="Times New Roman"/>
+                <w:color w:val="000000" w:themeColor="text1"/>
+                <w:sz w:val="28"/>
+                <w:szCs w:val="28"/>
+              </w:rPr>
+              <w:t>y2.9.12</w:t>
             </w:r>
           </w:p>
         </w:tc>
         <w:tc>
           <w:tcPr>
             <w:tcW w:w="5237" w:type="dxa"/>
-          </w:tcPr>
-          <w:p>
-            <w:pPr>
-              <w:jc w:val="center"/>
-              <w:rPr>
-                <w:rFonts w:ascii="Times New Roman" w:eastAsia="標楷體" w:hAnsi="Times New Roman"/>
-                <w:color w:val="000000" w:themeColor="text1"/>
-                <w:sz w:val="28"/>
-                <w:szCs w:val="28"/>
-              </w:rPr>
-            </w:pPr>
-            <w:r>
-              <w:rPr>
-                <w:rFonts w:ascii="Times New Roman" w:eastAsia="標楷體" w:hAnsi="Times New Roman" w:hint="eastAsia"/>
-                <w:color w:val="000000" w:themeColor="text1"/>
-                <w:sz w:val="28"/>
-                <w:szCs w:val="28"/>
-              </w:rPr>
-              <w:t>用於</w:t>
-            </w:r>
-            <w:r>
-              <w:rPr>
-                <w:rFonts w:ascii="Times New Roman" w:eastAsia="標楷體" w:hAnsi="Times New Roman" w:hint="eastAsia"/>
-                <w:color w:val="000000" w:themeColor="text1"/>
-                <w:sz w:val="28"/>
-                <w:szCs w:val="28"/>
-              </w:rPr>
-              <w:t>呼叫</w:t>
-            </w:r>
-            <w:r>
-              <w:rPr>
-                <w:rFonts w:ascii="Times New Roman" w:eastAsia="標楷體" w:hAnsi="Times New Roman" w:hint="eastAsia"/>
-                <w:color w:val="000000" w:themeColor="text1"/>
-                <w:sz w:val="28"/>
-                <w:szCs w:val="28"/>
-              </w:rPr>
-              <w:t xml:space="preserve"> GPT</w:t>
-            </w:r>
-            <w:r>
-              <w:rPr>
-                <w:rFonts w:ascii="Times New Roman" w:eastAsia="標楷體" w:hAnsi="Times New Roman" w:hint="eastAsia"/>
-                <w:color w:val="000000" w:themeColor="text1"/>
-                <w:sz w:val="28"/>
-                <w:szCs w:val="28"/>
-              </w:rPr>
-              <w:t>、</w:t>
-            </w:r>
-            <w:r>
-              <w:rPr>
-                <w:rFonts w:ascii="Times New Roman" w:eastAsia="標楷體" w:hAnsi="Times New Roman" w:hint="eastAsia"/>
-                <w:color w:val="000000" w:themeColor="text1"/>
-                <w:sz w:val="28"/>
-                <w:szCs w:val="28"/>
-              </w:rPr>
-              <w:t>Embeddings</w:t>
-            </w:r>
-            <w:r>
-              <w:rPr>
-                <w:rFonts w:ascii="Times New Roman" w:eastAsia="標楷體" w:hAnsi="Times New Roman" w:hint="eastAsia"/>
-                <w:color w:val="000000" w:themeColor="text1"/>
-                <w:sz w:val="28"/>
-                <w:szCs w:val="28"/>
-              </w:rPr>
-              <w:t>等</w:t>
-            </w:r>
-            <w:r>
-              <w:rPr>
-                <w:rFonts w:ascii="Times New Roman" w:eastAsia="標楷體" w:hAnsi="Times New Roman" w:hint="eastAsia"/>
-                <w:color w:val="000000" w:themeColor="text1"/>
-                <w:sz w:val="28"/>
-                <w:szCs w:val="28"/>
-              </w:rPr>
-              <w:t xml:space="preserve"> API</w:t>
-            </w:r>
-            <w:r>
-              <w:rPr>
-                <w:rFonts w:ascii="Times New Roman" w:eastAsia="標楷體" w:hAnsi="Times New Roman" w:hint="eastAsia"/>
-                <w:color w:val="000000" w:themeColor="text1"/>
-                <w:sz w:val="28"/>
-                <w:szCs w:val="28"/>
-              </w:rPr>
-              <w:t>。</w:t>
+            <w:vAlign w:val="center"/>
+          </w:tcPr>
+          <w:p>
+            <w:pPr>
+              <w:jc w:val="center"/>
+              <w:rPr>
+                <w:rFonts w:ascii="Times New Roman" w:eastAsia="標楷體" w:hAnsi="Times New Roman"/>
+                <w:color w:val="000000" w:themeColor="text1"/>
+                <w:sz w:val="28"/>
+                <w:szCs w:val="28"/>
+              </w:rPr>
+            </w:pPr>
+            <w:r>
+              <w:rPr>
+                <w:rFonts w:ascii="Times New Roman" w:eastAsia="標楷體" w:hAnsi="Times New Roman"/>
+                <w:color w:val="000000" w:themeColor="text1"/>
+                <w:sz w:val="28"/>
+                <w:szCs w:val="28"/>
+              </w:rPr>
+              <w:t xml:space="preserve">PostgreSQL </w:t>
+            </w:r>
+            <w:r>
+              <w:rPr>
+                <w:rFonts w:ascii="Times New Roman" w:eastAsia="標楷體" w:hAnsi="Times New Roman"/>
+                <w:color w:val="000000" w:themeColor="text1"/>
+                <w:sz w:val="28"/>
+                <w:szCs w:val="28"/>
+              </w:rPr>
+              <w:t>資料庫驅動程式</w:t>
             </w:r>
           </w:p>
         </w:tc>
@@ -5787,7 +5663,7 @@
                 <w:sz w:val="28"/>
                 <w:szCs w:val="28"/>
               </w:rPr>
-              <w:t>psycopg2-binar</w:t>
+              <w:t>PyMySQL</w:t>
             </w:r>
           </w:p>
         </w:tc>
@@ -5813,42 +5689,42 @@
                 <w:sz w:val="28"/>
                 <w:szCs w:val="28"/>
               </w:rPr>
-              <w:t>y2.9.12</w:t>
+              <w:t>1.2.0</w:t>
             </w:r>
           </w:p>
         </w:tc>
         <w:tc>
           <w:tcPr>
             <w:tcW w:w="5237" w:type="dxa"/>
-            <w:vAlign w:val="center"/>
-          </w:tcPr>
-          <w:p>
-            <w:pPr>
-              <w:jc w:val="center"/>
-              <w:rPr>
-                <w:rFonts w:ascii="Times New Roman" w:eastAsia="標楷體" w:hAnsi="Times New Roman"/>
-                <w:color w:val="000000" w:themeColor="text1"/>
-                <w:sz w:val="28"/>
-                <w:szCs w:val="28"/>
-              </w:rPr>
-            </w:pPr>
-            <w:r>
-              <w:rPr>
-                <w:rFonts w:ascii="Times New Roman" w:eastAsia="標楷體" w:hAnsi="Times New Roman"/>
-                <w:color w:val="000000" w:themeColor="text1"/>
-                <w:sz w:val="28"/>
-                <w:szCs w:val="28"/>
-              </w:rPr>
-              <w:t xml:space="preserve">PostgreSQL </w:t>
-            </w:r>
-            <w:r>
-              <w:rPr>
-                <w:rFonts w:ascii="Times New Roman" w:eastAsia="標楷體" w:hAnsi="Times New Roman"/>
-                <w:color w:val="000000" w:themeColor="text1"/>
-                <w:sz w:val="28"/>
-                <w:szCs w:val="28"/>
-              </w:rPr>
-              <w:t>資料庫驅動程式</w:t>
+            <w:vAlign w:val="bottom"/>
+          </w:tcPr>
+          <w:p>
+            <w:pPr>
+              <w:jc w:val="center"/>
+              <w:rPr>
+                <w:rFonts w:ascii="Times New Roman" w:eastAsia="標楷體" w:hAnsi="Times New Roman"/>
+                <w:color w:val="000000" w:themeColor="text1"/>
+                <w:sz w:val="28"/>
+                <w:szCs w:val="28"/>
+              </w:rPr>
+            </w:pPr>
+            <w:r>
+              <w:rPr>
+                <w:rFonts w:ascii="Times New Roman" w:eastAsia="標楷體" w:hAnsi="Times New Roman"/>
+                <w:color w:val="000000" w:themeColor="text1"/>
+                <w:sz w:val="28"/>
+                <w:szCs w:val="28"/>
+              </w:rPr>
+              <w:t xml:space="preserve">MySQL </w:t>
+            </w:r>
+            <w:r>
+              <w:rPr>
+                <w:rFonts w:ascii="Times New Roman" w:eastAsia="標楷體" w:hAnsi="Times New Roman"/>
+                <w:color w:val="000000" w:themeColor="text1"/>
+                <w:sz w:val="28"/>
+                <w:szCs w:val="28"/>
+              </w:rPr>
+              <w:t>客戶端驅動程式</w:t>
             </w:r>
           </w:p>
         </w:tc>
@@ -5872,17 +5748,15 @@
                 <w:szCs w:val="28"/>
               </w:rPr>
             </w:pPr>
-            <w:proofErr w:type="spellStart"/>
-            <w:r>
-              <w:rPr>
-                <w:rFonts w:ascii="Times New Roman" w:eastAsia="標楷體" w:hAnsi="Times New Roman"/>
-                <w:color w:val="000000" w:themeColor="text1"/>
-                <w:sz w:val="28"/>
-                <w:szCs w:val="28"/>
-              </w:rPr>
-              <w:t>PyMySQL</w:t>
-            </w:r>
-            <w:proofErr w:type="spellEnd"/>
+            <w:r>
+              <w:rPr>
+                <w:rFonts w:ascii="Times New Roman" w:eastAsia="標楷體" w:hAnsi="Times New Roman"/>
+                <w:color w:val="000000" w:themeColor="text1"/>
+                <w:sz w:val="28"/>
+                <w:szCs w:val="28"/>
+              </w:rPr>
+              <w:t>pypdf</w:t>
+            </w:r>
           </w:p>
         </w:tc>
         <w:tc>
@@ -5907,7 +5781,7 @@
                 <w:sz w:val="28"/>
                 <w:szCs w:val="28"/>
               </w:rPr>
-              <w:t>1.2.0</w:t>
+              <w:t>5.6.0</w:t>
             </w:r>
           </w:p>
         </w:tc>
@@ -5933,16 +5807,16 @@
                 <w:sz w:val="28"/>
                 <w:szCs w:val="28"/>
               </w:rPr>
-              <w:t xml:space="preserve">MySQL </w:t>
-            </w:r>
-            <w:r>
-              <w:rPr>
-                <w:rFonts w:ascii="Times New Roman" w:eastAsia="標楷體" w:hAnsi="Times New Roman"/>
-                <w:color w:val="000000" w:themeColor="text1"/>
-                <w:sz w:val="28"/>
-                <w:szCs w:val="28"/>
-              </w:rPr>
-              <w:t>客戶端驅動程式</w:t>
+              <w:t xml:space="preserve">PDF </w:t>
+            </w:r>
+            <w:r>
+              <w:rPr>
+                <w:rFonts w:ascii="Times New Roman" w:eastAsia="標楷體" w:hAnsi="Times New Roman"/>
+                <w:color w:val="000000" w:themeColor="text1"/>
+                <w:sz w:val="28"/>
+                <w:szCs w:val="28"/>
+              </w:rPr>
+              <w:t>檔案處理套件</w:t>
             </w:r>
           </w:p>
         </w:tc>
@@ -5966,17 +5840,15 @@
                 <w:szCs w:val="28"/>
               </w:rPr>
             </w:pPr>
-            <w:proofErr w:type="spellStart"/>
-            <w:r>
-              <w:rPr>
-                <w:rFonts w:ascii="Times New Roman" w:eastAsia="標楷體" w:hAnsi="Times New Roman"/>
-                <w:color w:val="000000" w:themeColor="text1"/>
-                <w:sz w:val="28"/>
-                <w:szCs w:val="28"/>
-              </w:rPr>
-              <w:t>pypdf</w:t>
-            </w:r>
-            <w:proofErr w:type="spellEnd"/>
+            <w:r>
+              <w:rPr>
+                <w:rFonts w:ascii="Times New Roman" w:eastAsia="標楷體" w:hAnsi="Times New Roman"/>
+                <w:color w:val="000000" w:themeColor="text1"/>
+                <w:sz w:val="28"/>
+                <w:szCs w:val="28"/>
+              </w:rPr>
+              <w:t>requests</w:t>
+            </w:r>
           </w:p>
         </w:tc>
         <w:tc>
@@ -6001,7 +5873,7 @@
                 <w:sz w:val="28"/>
                 <w:szCs w:val="28"/>
               </w:rPr>
-              <w:t>5.6.0</w:t>
+              <w:t>2.34.2</w:t>
             </w:r>
           </w:p>
         </w:tc>
@@ -6027,16 +5899,16 @@
                 <w:sz w:val="28"/>
                 <w:szCs w:val="28"/>
               </w:rPr>
-              <w:t xml:space="preserve">PDF </w:t>
-            </w:r>
-            <w:r>
-              <w:rPr>
-                <w:rFonts w:ascii="Times New Roman" w:eastAsia="標楷體" w:hAnsi="Times New Roman"/>
-                <w:color w:val="000000" w:themeColor="text1"/>
-                <w:sz w:val="28"/>
-                <w:szCs w:val="28"/>
-              </w:rPr>
-              <w:t>檔案處理套件</w:t>
+              <w:t xml:space="preserve">HTTP </w:t>
+            </w:r>
+            <w:r>
+              <w:rPr>
+                <w:rFonts w:ascii="Times New Roman" w:eastAsia="標楷體" w:hAnsi="Times New Roman"/>
+                <w:color w:val="000000" w:themeColor="text1"/>
+                <w:sz w:val="28"/>
+                <w:szCs w:val="28"/>
+              </w:rPr>
+              <w:t>請求函式庫</w:t>
             </w:r>
           </w:p>
         </w:tc>
@@ -6067,103 +5939,8 @@
                 <w:sz w:val="28"/>
                 <w:szCs w:val="28"/>
               </w:rPr>
-              <w:t>requests</w:t>
-            </w:r>
-          </w:p>
-        </w:tc>
-        <w:tc>
-          <w:tcPr>
-            <w:tcW w:w="2268" w:type="dxa"/>
-            <w:vAlign w:val="center"/>
-          </w:tcPr>
-          <w:p>
-            <w:pPr>
-              <w:jc w:val="center"/>
-              <w:rPr>
-                <w:rFonts w:ascii="Times New Roman" w:eastAsia="標楷體" w:hAnsi="Times New Roman"/>
-                <w:color w:val="000000" w:themeColor="text1"/>
-                <w:sz w:val="28"/>
-                <w:szCs w:val="28"/>
-              </w:rPr>
-            </w:pPr>
-            <w:r>
-              <w:rPr>
-                <w:rFonts w:ascii="Times New Roman" w:eastAsia="標楷體" w:hAnsi="Times New Roman"/>
-                <w:color w:val="000000" w:themeColor="text1"/>
-                <w:sz w:val="28"/>
-                <w:szCs w:val="28"/>
-              </w:rPr>
-              <w:t>2.34.2</w:t>
-            </w:r>
-          </w:p>
-        </w:tc>
-        <w:tc>
-          <w:tcPr>
-            <w:tcW w:w="5237" w:type="dxa"/>
-            <w:vAlign w:val="bottom"/>
-          </w:tcPr>
-          <w:p>
-            <w:pPr>
-              <w:jc w:val="center"/>
-              <w:rPr>
-                <w:rFonts w:ascii="Times New Roman" w:eastAsia="標楷體" w:hAnsi="Times New Roman"/>
-                <w:color w:val="000000" w:themeColor="text1"/>
-                <w:sz w:val="28"/>
-                <w:szCs w:val="28"/>
-              </w:rPr>
-            </w:pPr>
-            <w:r>
-              <w:rPr>
-                <w:rFonts w:ascii="Times New Roman" w:eastAsia="標楷體" w:hAnsi="Times New Roman"/>
-                <w:color w:val="000000" w:themeColor="text1"/>
-                <w:sz w:val="28"/>
-                <w:szCs w:val="28"/>
-              </w:rPr>
-              <w:t xml:space="preserve">HTTP </w:t>
-            </w:r>
-            <w:r>
-              <w:rPr>
-                <w:rFonts w:ascii="Times New Roman" w:eastAsia="標楷體" w:hAnsi="Times New Roman"/>
-                <w:color w:val="000000" w:themeColor="text1"/>
-                <w:sz w:val="28"/>
-                <w:szCs w:val="28"/>
-              </w:rPr>
-              <w:t>請求函式庫</w:t>
-            </w:r>
-          </w:p>
-        </w:tc>
-      </w:tr>
-      <w:tr>
-        <w:trPr>
-          <w:trHeight w:val="510"/>
-        </w:trPr>
-        <w:tc>
-          <w:tcPr>
-            <w:tcW w:w="2689" w:type="dxa"/>
-            <w:vAlign w:val="center"/>
-          </w:tcPr>
-          <w:p>
-            <w:pPr>
-              <w:jc w:val="center"/>
-              <w:rPr>
-                <w:rFonts w:ascii="Times New Roman" w:eastAsia="標楷體" w:hAnsi="Times New Roman"/>
-                <w:color w:val="000000" w:themeColor="text1"/>
-                <w:sz w:val="28"/>
-                <w:szCs w:val="28"/>
-              </w:rPr>
-            </w:pPr>
-            <w:proofErr w:type="spellStart"/>
-            <w:r>
-              <w:rPr>
-                <w:rFonts w:ascii="Times New Roman" w:eastAsia="標楷體" w:hAnsi="Times New Roman"/>
-                <w:color w:val="000000" w:themeColor="text1"/>
-                <w:sz w:val="28"/>
-                <w:szCs w:val="28"/>
-              </w:rPr>
-              <w:lastRenderedPageBreak/>
               <w:t>sqlparse</w:t>
             </w:r>
-            <w:proofErr w:type="spellEnd"/>
           </w:p>
         </w:tc>
         <w:tc>
@@ -6845,7 +6622,6 @@
   <w:style w:type="character" w:default="1" w:styleId="a0">
     <w:name w:val="Default Paragraph Font"/>
     <w:uiPriority w:val="1"/>
-    <w:semiHidden/>
     <w:unhideWhenUsed/>
   </w:style>
   <w:style w:type="table" w:default="1" w:styleId="a1">

--- a/複評文件!!!!!!/第九章.docx
+++ b/複評文件!!!!!!/第九章.docx
@@ -1210,6 +1210,7 @@
                 <w:szCs w:val="28"/>
               </w:rPr>
             </w:pPr>
+            <w:proofErr w:type="spellStart"/>
             <w:r>
               <w:rPr>
                 <w:rFonts w:ascii="Times New Roman" w:eastAsia="標楷體" w:hAnsi="Times New Roman" w:hint="eastAsia"/>
@@ -1219,6 +1220,7 @@
               </w:rPr>
               <w:t>CoLoGrowth</w:t>
             </w:r>
+            <w:proofErr w:type="spellEnd"/>
             <w:r>
               <w:rPr>
                 <w:rFonts w:ascii="Times New Roman" w:eastAsia="標楷體" w:hAnsi="Times New Roman" w:hint="eastAsia"/>
@@ -1529,14 +1531,25 @@
                 <w:szCs w:val="28"/>
               </w:rPr>
             </w:pPr>
-            <w:r>
-              <w:rPr>
-                <w:rFonts w:ascii="Times New Roman" w:eastAsia="標楷體" w:hAnsi="Times New Roman"/>
-                <w:color w:val="000000" w:themeColor="text1"/>
-                <w:sz w:val="28"/>
-                <w:szCs w:val="28"/>
-              </w:rPr>
-              <w:t>pregnancycase\add_pregnancy_case.html</w:t>
+            <w:proofErr w:type="spellStart"/>
+            <w:r>
+              <w:rPr>
+                <w:rFonts w:ascii="Times New Roman" w:eastAsia="標楷體" w:hAnsi="Times New Roman"/>
+                <w:color w:val="000000" w:themeColor="text1"/>
+                <w:sz w:val="28"/>
+                <w:szCs w:val="28"/>
+              </w:rPr>
+              <w:t>pregnancycase</w:t>
+            </w:r>
+            <w:proofErr w:type="spellEnd"/>
+            <w:r>
+              <w:rPr>
+                <w:rFonts w:ascii="Times New Roman" w:eastAsia="標楷體" w:hAnsi="Times New Roman"/>
+                <w:color w:val="000000" w:themeColor="text1"/>
+                <w:sz w:val="28"/>
+                <w:szCs w:val="28"/>
+              </w:rPr>
+              <w:t>\add_pregnancy_case.html</w:t>
             </w:r>
           </w:p>
         </w:tc>
@@ -1604,14 +1617,25 @@
                 <w:szCs w:val="28"/>
               </w:rPr>
             </w:pPr>
-            <w:r>
-              <w:rPr>
-                <w:rFonts w:ascii="Times New Roman" w:eastAsia="標楷體" w:hAnsi="Times New Roman"/>
-                <w:color w:val="000000" w:themeColor="text1"/>
-                <w:sz w:val="28"/>
-                <w:szCs w:val="28"/>
-              </w:rPr>
-              <w:t>pregnancycase\edit_pregnancy_case.html</w:t>
+            <w:proofErr w:type="spellStart"/>
+            <w:r>
+              <w:rPr>
+                <w:rFonts w:ascii="Times New Roman" w:eastAsia="標楷體" w:hAnsi="Times New Roman"/>
+                <w:color w:val="000000" w:themeColor="text1"/>
+                <w:sz w:val="28"/>
+                <w:szCs w:val="28"/>
+              </w:rPr>
+              <w:t>pregnancycase</w:t>
+            </w:r>
+            <w:proofErr w:type="spellEnd"/>
+            <w:r>
+              <w:rPr>
+                <w:rFonts w:ascii="Times New Roman" w:eastAsia="標楷體" w:hAnsi="Times New Roman"/>
+                <w:color w:val="000000" w:themeColor="text1"/>
+                <w:sz w:val="28"/>
+                <w:szCs w:val="28"/>
+              </w:rPr>
+              <w:t>\edit_pregnancy_case.html</w:t>
             </w:r>
           </w:p>
         </w:tc>
@@ -1679,14 +1703,25 @@
                 <w:szCs w:val="28"/>
               </w:rPr>
             </w:pPr>
-            <w:r>
-              <w:rPr>
-                <w:rFonts w:ascii="Times New Roman" w:eastAsia="標楷體" w:hAnsi="Times New Roman"/>
-                <w:color w:val="000000" w:themeColor="text1"/>
-                <w:sz w:val="28"/>
-                <w:szCs w:val="28"/>
-              </w:rPr>
-              <w:t>pregnancycase\pregnancycase.html</w:t>
+            <w:proofErr w:type="spellStart"/>
+            <w:r>
+              <w:rPr>
+                <w:rFonts w:ascii="Times New Roman" w:eastAsia="標楷體" w:hAnsi="Times New Roman"/>
+                <w:color w:val="000000" w:themeColor="text1"/>
+                <w:sz w:val="28"/>
+                <w:szCs w:val="28"/>
+              </w:rPr>
+              <w:t>pregnancycase</w:t>
+            </w:r>
+            <w:proofErr w:type="spellEnd"/>
+            <w:r>
+              <w:rPr>
+                <w:rFonts w:ascii="Times New Roman" w:eastAsia="標楷體" w:hAnsi="Times New Roman"/>
+                <w:color w:val="000000" w:themeColor="text1"/>
+                <w:sz w:val="28"/>
+                <w:szCs w:val="28"/>
+              </w:rPr>
+              <w:t>\pregnancycase.html</w:t>
             </w:r>
           </w:p>
         </w:tc>
@@ -2093,7 +2128,7 @@
             <w:pPr>
               <w:jc w:val="both"/>
               <w:rPr>
-                <w:rFonts w:ascii="Times New Roman" w:eastAsia="標楷體" w:hAnsi="Times New Roman" w:hint="eastAsia"/>
+                <w:rFonts w:ascii="Times New Roman" w:eastAsia="標楷體" w:hAnsi="Times New Roman"/>
                 <w:color w:val="000000" w:themeColor="text1"/>
                 <w:sz w:val="28"/>
                 <w:szCs w:val="28"/>
@@ -2168,12 +2203,21 @@
             <w:pPr>
               <w:jc w:val="both"/>
               <w:rPr>
-                <w:rFonts w:ascii="Times New Roman" w:eastAsia="標楷體" w:hAnsi="Times New Roman"/>
-                <w:color w:val="000000" w:themeColor="text1"/>
-                <w:sz w:val="28"/>
-                <w:szCs w:val="28"/>
-              </w:rPr>
-            </w:pPr>
+                <w:rFonts w:ascii="Times New Roman" w:eastAsia="標楷體" w:hAnsi="Times New Roman" w:hint="eastAsia"/>
+                <w:color w:val="000000" w:themeColor="text1"/>
+                <w:sz w:val="28"/>
+                <w:szCs w:val="28"/>
+              </w:rPr>
+            </w:pPr>
+            <w:r>
+              <w:rPr>
+                <w:rFonts w:ascii="Times New Roman" w:eastAsia="標楷體" w:hAnsi="Times New Roman"/>
+                <w:color w:val="000000" w:themeColor="text1"/>
+                <w:sz w:val="28"/>
+                <w:szCs w:val="28"/>
+              </w:rPr>
+              <w:t>history/v3_memory_wall.html</w:t>
+            </w:r>
           </w:p>
         </w:tc>
         <w:tc>
@@ -2185,183 +2229,21 @@
             <w:pPr>
               <w:jc w:val="center"/>
               <w:rPr>
-                <w:rFonts w:ascii="Times New Roman" w:eastAsia="標楷體" w:hAnsi="Times New Roman"/>
-                <w:color w:val="000000" w:themeColor="text1"/>
-                <w:sz w:val="28"/>
-                <w:szCs w:val="28"/>
-              </w:rPr>
-            </w:pPr>
-          </w:p>
-        </w:tc>
-      </w:tr>
-      <w:tr>
-        <w:trPr>
-          <w:trHeight w:val="510"/>
-        </w:trPr>
-        <w:tc>
-          <w:tcPr>
-            <w:tcW w:w="1955" w:type="dxa"/>
-            <w:vMerge/>
-            <w:vAlign w:val="center"/>
-          </w:tcPr>
-          <w:p>
-            <w:pPr>
-              <w:jc w:val="center"/>
-              <w:rPr>
-                <w:rFonts w:ascii="Times New Roman" w:eastAsia="標楷體" w:hAnsi="Times New Roman"/>
-                <w:color w:val="000000" w:themeColor="text1"/>
-                <w:sz w:val="28"/>
-                <w:szCs w:val="28"/>
-              </w:rPr>
-            </w:pPr>
-          </w:p>
-        </w:tc>
-        <w:tc>
-          <w:tcPr>
-            <w:tcW w:w="4873" w:type="dxa"/>
-            <w:vAlign w:val="center"/>
-          </w:tcPr>
-          <w:p>
-            <w:pPr>
-              <w:jc w:val="both"/>
-              <w:rPr>
-                <w:rFonts w:ascii="Times New Roman" w:eastAsia="標楷體" w:hAnsi="Times New Roman"/>
-                <w:color w:val="000000" w:themeColor="text1"/>
-                <w:sz w:val="28"/>
-                <w:szCs w:val="28"/>
-              </w:rPr>
-            </w:pPr>
-          </w:p>
-        </w:tc>
-        <w:tc>
-          <w:tcPr>
-            <w:tcW w:w="3366" w:type="dxa"/>
-            <w:vAlign w:val="center"/>
-          </w:tcPr>
-          <w:p>
-            <w:pPr>
-              <w:jc w:val="center"/>
-              <w:rPr>
-                <w:rFonts w:ascii="Times New Roman" w:eastAsia="標楷體" w:hAnsi="Times New Roman"/>
-                <w:color w:val="000000" w:themeColor="text1"/>
-                <w:sz w:val="28"/>
-                <w:szCs w:val="28"/>
-              </w:rPr>
-            </w:pPr>
-          </w:p>
-        </w:tc>
-      </w:tr>
-      <w:tr>
-        <w:trPr>
-          <w:trHeight w:val="510"/>
-        </w:trPr>
-        <w:tc>
-          <w:tcPr>
-            <w:tcW w:w="1955" w:type="dxa"/>
-            <w:vMerge/>
-            <w:vAlign w:val="center"/>
-          </w:tcPr>
-          <w:p>
-            <w:pPr>
-              <w:jc w:val="center"/>
-              <w:rPr>
-                <w:rFonts w:ascii="Times New Roman" w:eastAsia="標楷體" w:hAnsi="Times New Roman"/>
-                <w:color w:val="000000" w:themeColor="text1"/>
-                <w:sz w:val="28"/>
-                <w:szCs w:val="28"/>
-              </w:rPr>
-            </w:pPr>
-          </w:p>
-        </w:tc>
-        <w:tc>
-          <w:tcPr>
-            <w:tcW w:w="4873" w:type="dxa"/>
-            <w:vAlign w:val="center"/>
-          </w:tcPr>
-          <w:p>
-            <w:pPr>
-              <w:jc w:val="both"/>
-              <w:rPr>
-                <w:rFonts w:ascii="Times New Roman" w:eastAsia="標楷體" w:hAnsi="Times New Roman"/>
-                <w:color w:val="000000" w:themeColor="text1"/>
-                <w:sz w:val="28"/>
-                <w:szCs w:val="28"/>
-              </w:rPr>
-            </w:pPr>
-          </w:p>
-        </w:tc>
-        <w:tc>
-          <w:tcPr>
-            <w:tcW w:w="3366" w:type="dxa"/>
-            <w:vAlign w:val="center"/>
-          </w:tcPr>
-          <w:p>
-            <w:pPr>
-              <w:jc w:val="center"/>
-              <w:rPr>
-                <w:rFonts w:ascii="Times New Roman" w:eastAsia="標楷體" w:hAnsi="Times New Roman"/>
-                <w:color w:val="000000" w:themeColor="text1"/>
-                <w:sz w:val="28"/>
-                <w:szCs w:val="28"/>
-              </w:rPr>
-            </w:pPr>
-          </w:p>
-        </w:tc>
-      </w:tr>
-      <w:tr>
-        <w:trPr>
-          <w:trHeight w:val="510"/>
-        </w:trPr>
-        <w:tc>
-          <w:tcPr>
-            <w:tcW w:w="1955" w:type="dxa"/>
-            <w:vMerge/>
-            <w:vAlign w:val="center"/>
-          </w:tcPr>
-          <w:p>
-            <w:pPr>
-              <w:jc w:val="center"/>
-              <w:rPr>
-                <w:rFonts w:ascii="Times New Roman" w:eastAsia="標楷體" w:hAnsi="Times New Roman"/>
-                <w:color w:val="000000" w:themeColor="text1"/>
-                <w:sz w:val="28"/>
-                <w:szCs w:val="28"/>
-              </w:rPr>
-            </w:pPr>
-          </w:p>
-        </w:tc>
-        <w:tc>
-          <w:tcPr>
-            <w:tcW w:w="4873" w:type="dxa"/>
-            <w:vAlign w:val="center"/>
-          </w:tcPr>
-          <w:p>
-            <w:pPr>
-              <w:jc w:val="both"/>
-              <w:rPr>
-                <w:rFonts w:ascii="Times New Roman" w:eastAsia="標楷體" w:hAnsi="Times New Roman"/>
-                <w:color w:val="000000" w:themeColor="text1"/>
-                <w:sz w:val="28"/>
-                <w:szCs w:val="28"/>
-              </w:rPr>
-            </w:pPr>
-          </w:p>
-        </w:tc>
-        <w:tc>
-          <w:tcPr>
-            <w:tcW w:w="3366" w:type="dxa"/>
-            <w:vAlign w:val="center"/>
-          </w:tcPr>
-          <w:p>
-            <w:pPr>
-              <w:jc w:val="center"/>
-              <w:rPr>
-                <w:rFonts w:ascii="Times New Roman" w:eastAsia="標楷體" w:hAnsi="Times New Roman"/>
-                <w:color w:val="000000" w:themeColor="text1"/>
-                <w:sz w:val="28"/>
-                <w:szCs w:val="28"/>
-              </w:rPr>
-            </w:pPr>
+                <w:rFonts w:ascii="Times New Roman" w:eastAsia="標楷體" w:hAnsi="Times New Roman" w:hint="eastAsia"/>
+                <w:color w:val="000000" w:themeColor="text1"/>
+                <w:sz w:val="28"/>
+                <w:szCs w:val="28"/>
+              </w:rPr>
+            </w:pPr>
+            <w:r>
+              <w:rPr>
+                <w:rFonts w:ascii="Times New Roman" w:eastAsia="標楷體" w:hAnsi="Times New Roman" w:hint="eastAsia"/>
+                <w:color w:val="000000" w:themeColor="text1"/>
+                <w:sz w:val="28"/>
+                <w:szCs w:val="28"/>
+              </w:rPr>
+              <w:t>回憶牆</w:t>
+            </w:r>
           </w:p>
         </w:tc>
       </w:tr>
@@ -3244,6 +3126,7 @@
                 <w:szCs w:val="28"/>
               </w:rPr>
             </w:pPr>
+            <w:proofErr w:type="spellStart"/>
             <w:r>
               <w:rPr>
                 <w:rFonts w:ascii="Times New Roman" w:eastAsia="標楷體" w:hAnsi="Times New Roman" w:hint="eastAsia"/>
@@ -3253,6 +3136,7 @@
               </w:rPr>
               <w:t>CoLoGrowth</w:t>
             </w:r>
+            <w:proofErr w:type="spellEnd"/>
             <w:r>
               <w:rPr>
                 <w:rFonts w:ascii="Times New Roman" w:eastAsia="標楷體" w:hAnsi="Times New Roman" w:hint="eastAsia"/>
@@ -3367,7 +3251,6 @@
                 <w:sz w:val="28"/>
                 <w:szCs w:val="28"/>
               </w:rPr>
-              <w:lastRenderedPageBreak/>
               <w:t>養育者紀錄</w:t>
             </w:r>
           </w:p>
@@ -3526,6 +3409,7 @@
                 <w:sz w:val="28"/>
                 <w:szCs w:val="28"/>
               </w:rPr>
+              <w:lastRenderedPageBreak/>
               <w:t>胎數</w:t>
             </w:r>
           </w:p>
@@ -4372,6 +4256,7 @@
                 <w:szCs w:val="28"/>
               </w:rPr>
             </w:pPr>
+            <w:proofErr w:type="gramStart"/>
             <w:r>
               <w:rPr>
                 <w:rFonts w:ascii="Times New Roman" w:eastAsia="標楷體" w:hAnsi="Times New Roman" w:hint="eastAsia"/>
@@ -4381,6 +4266,7 @@
               </w:rPr>
               <w:t>annotated-types</w:t>
             </w:r>
+            <w:proofErr w:type="gramEnd"/>
           </w:p>
         </w:tc>
         <w:tc>
@@ -4454,6 +4340,7 @@
                 <w:szCs w:val="28"/>
               </w:rPr>
             </w:pPr>
+            <w:proofErr w:type="spellStart"/>
             <w:r>
               <w:rPr>
                 <w:rFonts w:ascii="Times New Roman" w:eastAsia="標楷體" w:hAnsi="Times New Roman" w:hint="eastAsia"/>
@@ -4463,6 +4350,7 @@
               </w:rPr>
               <w:t>anyio</w:t>
             </w:r>
+            <w:proofErr w:type="spellEnd"/>
           </w:p>
         </w:tc>
         <w:tc>
@@ -4505,6 +4393,7 @@
                 <w:szCs w:val="28"/>
               </w:rPr>
             </w:pPr>
+            <w:proofErr w:type="spellStart"/>
             <w:r>
               <w:rPr>
                 <w:rFonts w:ascii="Times New Roman" w:eastAsia="標楷體" w:hAnsi="Times New Roman" w:hint="eastAsia"/>
@@ -4514,6 +4403,7 @@
               </w:rPr>
               <w:t>asyncio</w:t>
             </w:r>
+            <w:proofErr w:type="spellEnd"/>
             <w:r>
               <w:rPr>
                 <w:rFonts w:ascii="Times New Roman" w:eastAsia="標楷體" w:hAnsi="Times New Roman" w:hint="eastAsia"/>
@@ -4581,6 +4471,7 @@
                 <w:szCs w:val="28"/>
               </w:rPr>
             </w:pPr>
+            <w:proofErr w:type="spellStart"/>
             <w:r>
               <w:rPr>
                 <w:rFonts w:ascii="Times New Roman" w:eastAsia="標楷體" w:hAnsi="Times New Roman" w:hint="eastAsia"/>
@@ -4590,6 +4481,7 @@
               </w:rPr>
               <w:t>asgiref</w:t>
             </w:r>
+            <w:proofErr w:type="spellEnd"/>
           </w:p>
         </w:tc>
         <w:tc>
@@ -4672,6 +4564,7 @@
                 <w:szCs w:val="28"/>
               </w:rPr>
             </w:pPr>
+            <w:proofErr w:type="spellStart"/>
             <w:r>
               <w:rPr>
                 <w:rFonts w:ascii="Times New Roman" w:eastAsia="標楷體" w:hAnsi="Times New Roman" w:hint="eastAsia"/>
@@ -4681,6 +4574,7 @@
               </w:rPr>
               <w:t>certifi</w:t>
             </w:r>
+            <w:proofErr w:type="spellEnd"/>
           </w:p>
         </w:tc>
         <w:tc>
@@ -4772,6 +4666,7 @@
                 <w:szCs w:val="28"/>
               </w:rPr>
             </w:pPr>
+            <w:proofErr w:type="spellStart"/>
             <w:r>
               <w:rPr>
                 <w:rFonts w:ascii="Times New Roman" w:eastAsia="標楷體" w:hAnsi="Times New Roman" w:hint="eastAsia"/>
@@ -4781,6 +4676,7 @@
               </w:rPr>
               <w:t>cffi</w:t>
             </w:r>
+            <w:proofErr w:type="spellEnd"/>
           </w:p>
         </w:tc>
         <w:tc>
@@ -5054,6 +4950,7 @@
                 <w:szCs w:val="28"/>
               </w:rPr>
             </w:pPr>
+            <w:proofErr w:type="spellStart"/>
             <w:r>
               <w:rPr>
                 <w:rFonts w:ascii="Times New Roman" w:eastAsia="標楷體" w:hAnsi="Times New Roman" w:hint="eastAsia"/>
@@ -5063,6 +4960,7 @@
               </w:rPr>
               <w:t>django-allauth</w:t>
             </w:r>
+            <w:proofErr w:type="spellEnd"/>
           </w:p>
         </w:tc>
         <w:tc>
@@ -5227,6 +5125,7 @@
                 <w:szCs w:val="28"/>
               </w:rPr>
             </w:pPr>
+            <w:proofErr w:type="spellStart"/>
             <w:r>
               <w:rPr>
                 <w:rFonts w:ascii="Times New Roman" w:eastAsia="標楷體" w:hAnsi="Times New Roman" w:hint="eastAsia"/>
@@ -5236,6 +5135,7 @@
               </w:rPr>
               <w:t>mysqlclient</w:t>
             </w:r>
+            <w:proofErr w:type="spellEnd"/>
           </w:p>
         </w:tc>
         <w:tc>
@@ -5419,6 +5319,7 @@
                 <w:szCs w:val="28"/>
               </w:rPr>
             </w:pPr>
+            <w:proofErr w:type="spellStart"/>
             <w:r>
               <w:rPr>
                 <w:rFonts w:ascii="Times New Roman" w:eastAsia="標楷體" w:hAnsi="Times New Roman" w:hint="eastAsia"/>
@@ -5428,6 +5329,7 @@
               </w:rPr>
               <w:t>openai</w:t>
             </w:r>
+            <w:proofErr w:type="spellEnd"/>
           </w:p>
         </w:tc>
         <w:tc>
@@ -5656,6 +5558,7 @@
                 <w:szCs w:val="28"/>
               </w:rPr>
             </w:pPr>
+            <w:proofErr w:type="spellStart"/>
             <w:r>
               <w:rPr>
                 <w:rFonts w:ascii="Times New Roman" w:eastAsia="標楷體" w:hAnsi="Times New Roman"/>
@@ -5665,6 +5568,7 @@
               </w:rPr>
               <w:t>PyMySQL</w:t>
             </w:r>
+            <w:proofErr w:type="spellEnd"/>
           </w:p>
         </w:tc>
         <w:tc>
@@ -5748,6 +5652,7 @@
                 <w:szCs w:val="28"/>
               </w:rPr>
             </w:pPr>
+            <w:proofErr w:type="spellStart"/>
             <w:r>
               <w:rPr>
                 <w:rFonts w:ascii="Times New Roman" w:eastAsia="標楷體" w:hAnsi="Times New Roman"/>
@@ -5757,6 +5662,7 @@
               </w:rPr>
               <w:t>pypdf</w:t>
             </w:r>
+            <w:proofErr w:type="spellEnd"/>
           </w:p>
         </w:tc>
         <w:tc>
@@ -5932,6 +5838,7 @@
                 <w:szCs w:val="28"/>
               </w:rPr>
             </w:pPr>
+            <w:proofErr w:type="spellStart"/>
             <w:r>
               <w:rPr>
                 <w:rFonts w:ascii="Times New Roman" w:eastAsia="標楷體" w:hAnsi="Times New Roman"/>
@@ -5941,6 +5848,7 @@
               </w:rPr>
               <w:t>sqlparse</w:t>
             </w:r>
+            <w:proofErr w:type="spellEnd"/>
           </w:p>
         </w:tc>
         <w:tc>
